--- a/Coding 2 - year/Unit 5 - Sorting Searching & Recursion/Daily Lesson Plans/Word/Day 13.docx
+++ b/Coding 2 - year/Unit 5 - Sorting Searching & Recursion/Daily Lesson Plans/Word/Day 13.docx
@@ -50,12 +50,15 @@
               </w:rPr>
               <w:t xml:space="preserve">Coding II — Full Year</w:t>
             </w:r>
-          </w:p>
-          <w:p>
-            <w:pPr>
-              <w:spacing w:before="40"/>
-              <w:jc w:val="center"/>
-            </w:pPr>
+            <w:r>
+              <w:rPr>
+                <w:rFonts w:ascii="Arial" w:cs="Arial" w:eastAsia="Arial" w:hAnsi="Arial"/>
+                <w:sz w:val="16"/>
+                <w:szCs w:val="16"/>
+              </w:rPr>
+              <w:br/>
+              <w:t xml:space="preserve"/>
+            </w:r>
             <w:r>
               <w:rPr>
                 <w:rFonts w:ascii="Arial" w:cs="Arial" w:eastAsia="Arial" w:hAnsi="Arial"/>
@@ -83,7 +86,7 @@
           <w:rFonts w:ascii="Arial" w:cs="Arial" w:eastAsia="Arial" w:hAnsi="Arial"/>
           <w:b/>
           <w:bCs/>
-          <w:color w:val="0D3B1F"/>
+          <w:color w:val="1B7A4A"/>
           <w:sz w:val="32"/>
           <w:szCs w:val="32"/>
         </w:rPr>
@@ -261,9 +264,9 @@
               <w:right w:val="single" w:color="CCCCCC" w:sz="1"/>
             </w:tcBorders>
             <w:tcMar>
-              <w:top w:type="dxa" w:w="60"/>
+              <w:top w:type="dxa" w:w="80"/>
               <w:left w:type="dxa" w:w="120"/>
-              <w:bottom w:type="dxa" w:w="60"/>
+              <w:bottom w:type="dxa" w:w="80"/>
               <w:right w:type="dxa" w:w="120"/>
             </w:tcMar>
           </w:tcPr>
@@ -290,20 +293,213 @@
               <w:right w:val="single" w:color="CCCCCC" w:sz="1"/>
             </w:tcBorders>
             <w:tcMar>
-              <w:top w:type="dxa" w:w="60"/>
+              <w:top w:type="dxa" w:w="80"/>
               <w:left w:type="dxa" w:w="120"/>
-              <w:bottom w:type="dxa" w:w="60"/>
+              <w:bottom w:type="dxa" w:w="80"/>
               <w:right w:type="dxa" w:w="120"/>
             </w:tcMar>
           </w:tcPr>
           <w:p>
-            <w:r>
-              <w:rPr>
-                <w:rFonts w:ascii="Arial" w:cs="Arial" w:eastAsia="Arial" w:hAnsi="Arial"/>
-                <w:sz w:val="20"/>
-                <w:szCs w:val="20"/>
+            <w:pPr>
+              <w:spacing w:after="80" w:before="80"/>
+            </w:pPr>
+            <w:r>
+              <w:rPr>
+                <w:rFonts w:ascii="Arial" w:cs="Arial" w:eastAsia="Arial" w:hAnsi="Arial"/>
+                <w:b/>
+                <w:bCs/>
+                <w:i w:val="false"/>
+                <w:iCs w:val="false"/>
+                <w:color w:val="000000"/>
+                <w:sz w:val="22"/>
+                <w:szCs w:val="22"/>
               </w:rPr>
               <w:t xml:space="preserve">Bell Ringer / Review</w:t>
+            </w:r>
+            <w:r>
+              <w:rPr>
+                <w:rFonts w:ascii="Arial" w:cs="Arial" w:eastAsia="Arial" w:hAnsi="Arial"/>
+                <w:sz w:val="20"/>
+                <w:szCs w:val="20"/>
+              </w:rPr>
+              <w:br/>
+              <w:t xml:space="preserve"/>
+            </w:r>
+            <w:r>
+              <w:rPr>
+                <w:rFonts w:ascii="Arial" w:cs="Arial" w:eastAsia="Arial" w:hAnsi="Arial"/>
+                <w:sz w:val="20"/>
+                <w:szCs w:val="20"/>
+              </w:rPr>
+              <w:br/>
+              <w:t xml:space="preserve"/>
+            </w:r>
+            <w:r>
+              <w:rPr>
+                <w:rFonts w:ascii="Arial" w:cs="Arial" w:eastAsia="Arial" w:hAnsi="Arial"/>
+                <w:b/>
+                <w:bCs/>
+                <w:i w:val="false"/>
+                <w:iCs w:val="false"/>
+                <w:color w:val="000000"/>
+                <w:sz w:val="20"/>
+                <w:szCs w:val="20"/>
+              </w:rPr>
+              <w:t xml:space="preserve">Quick Write </w:t>
+            </w:r>
+            <w:r>
+              <w:rPr>
+                <w:rFonts w:ascii="Arial" w:cs="Arial" w:eastAsia="Arial" w:hAnsi="Arial"/>
+                <w:b w:val="false"/>
+                <w:bCs w:val="false"/>
+                <w:i w:val="false"/>
+                <w:iCs w:val="false"/>
+                <w:color w:val="000000"/>
+                <w:sz w:val="20"/>
+                <w:szCs w:val="20"/>
+              </w:rPr>
+              <w:t xml:space="preserve">(3 min — written or verbal):</w:t>
+            </w:r>
+            <w:r>
+              <w:rPr>
+                <w:rFonts w:ascii="Arial" w:cs="Arial" w:eastAsia="Arial" w:hAnsi="Arial"/>
+                <w:sz w:val="20"/>
+                <w:szCs w:val="20"/>
+              </w:rPr>
+              <w:br/>
+              <w:t xml:space="preserve"/>
+            </w:r>
+            <w:r>
+              <w:rPr>
+                <w:rFonts w:ascii="Arial" w:cs="Arial" w:eastAsia="Arial" w:hAnsi="Arial"/>
+                <w:b w:val="false"/>
+                <w:bCs w:val="false"/>
+                <w:i w:val="false"/>
+                <w:iCs w:val="false"/>
+                <w:color w:val="000000"/>
+                <w:sz w:val="20"/>
+                <w:szCs w:val="20"/>
+              </w:rPr>
+              <w:t xml:space="preserve">    What do you already know about how to implement merge sort and explain the divide-and-conquer strategy and O(n log n) complexity?</w:t>
+            </w:r>
+            <w:r>
+              <w:rPr>
+                <w:rFonts w:ascii="Arial" w:cs="Arial" w:eastAsia="Arial" w:hAnsi="Arial"/>
+                <w:sz w:val="20"/>
+                <w:szCs w:val="20"/>
+              </w:rPr>
+              <w:br/>
+              <w:t xml:space="preserve"/>
+            </w:r>
+            <w:r>
+              <w:rPr>
+                <w:rFonts w:ascii="Arial" w:cs="Arial" w:eastAsia="Arial" w:hAnsi="Arial"/>
+                <w:sz w:val="20"/>
+                <w:szCs w:val="20"/>
+              </w:rPr>
+              <w:br/>
+              <w:t xml:space="preserve"/>
+            </w:r>
+            <w:r>
+              <w:rPr>
+                <w:rFonts w:ascii="Arial" w:cs="Arial" w:eastAsia="Arial" w:hAnsi="Arial"/>
+                <w:b/>
+                <w:bCs/>
+                <w:i w:val="false"/>
+                <w:iCs w:val="false"/>
+                <w:color w:val="000000"/>
+                <w:sz w:val="20"/>
+                <w:szCs w:val="20"/>
+              </w:rPr>
+              <w:t xml:space="preserve">Vocabulary Preview — </w:t>
+            </w:r>
+            <w:r>
+              <w:rPr>
+                <w:rFonts w:ascii="Arial" w:cs="Arial" w:eastAsia="Arial" w:hAnsi="Arial"/>
+                <w:b w:val="false"/>
+                <w:bCs w:val="false"/>
+                <w:i w:val="false"/>
+                <w:iCs w:val="false"/>
+                <w:color w:val="000000"/>
+                <w:sz w:val="20"/>
+                <w:szCs w:val="20"/>
+              </w:rPr>
+              <w:t xml:space="preserve">terms we'll use today:</w:t>
+            </w:r>
+            <w:r>
+              <w:rPr>
+                <w:rFonts w:ascii="Arial" w:cs="Arial" w:eastAsia="Arial" w:hAnsi="Arial"/>
+                <w:sz w:val="20"/>
+                <w:szCs w:val="20"/>
+              </w:rPr>
+              <w:br/>
+              <w:t xml:space="preserve"/>
+            </w:r>
+            <w:r>
+              <w:rPr>
+                <w:rFonts w:ascii="Arial" w:cs="Arial" w:eastAsia="Arial" w:hAnsi="Arial"/>
+                <w:b w:val="false"/>
+                <w:bCs w:val="false"/>
+                <w:i w:val="false"/>
+                <w:iCs w:val="false"/>
+                <w:color w:val="000000"/>
+                <w:sz w:val="20"/>
+                <w:szCs w:val="20"/>
+              </w:rPr>
+              <w:t xml:space="preserve">    • Divide and Conquer   •   Conquer   •   Combine   •   Merge Sort Complexity   •   Time   •   Space</w:t>
+            </w:r>
+            <w:r>
+              <w:rPr>
+                <w:rFonts w:ascii="Arial" w:cs="Arial" w:eastAsia="Arial" w:hAnsi="Arial"/>
+                <w:sz w:val="20"/>
+                <w:szCs w:val="20"/>
+              </w:rPr>
+              <w:br/>
+              <w:t xml:space="preserve"/>
+            </w:r>
+            <w:r>
+              <w:rPr>
+                <w:rFonts w:ascii="Arial" w:cs="Arial" w:eastAsia="Arial" w:hAnsi="Arial"/>
+                <w:sz w:val="20"/>
+                <w:szCs w:val="20"/>
+              </w:rPr>
+              <w:br/>
+              <w:t xml:space="preserve"/>
+            </w:r>
+            <w:r>
+              <w:rPr>
+                <w:rFonts w:ascii="Arial" w:cs="Arial" w:eastAsia="Arial" w:hAnsi="Arial"/>
+                <w:b w:val="false"/>
+                <w:bCs w:val="false"/>
+                <w:i/>
+                <w:iCs/>
+                <w:color w:val="444444"/>
+                <w:sz w:val="20"/>
+                <w:szCs w:val="20"/>
+              </w:rPr>
+              <w:t xml:space="preserve">Today's Goal: By the end of class you will be able to implement merge sort and explain the divide-and-conquer strategy and O(n log n) complexity.</w:t>
+            </w:r>
+            <w:r>
+              <w:rPr>
+                <w:rFonts w:ascii="Arial" w:cs="Arial" w:eastAsia="Arial" w:hAnsi="Arial"/>
+                <w:sz w:val="20"/>
+                <w:szCs w:val="20"/>
+              </w:rPr>
+              <w:br/>
+              <w:t xml:space="preserve"/>
+            </w:r>
+            <w:r>
+              <w:rPr>
+                <w:rFonts w:ascii="Arial" w:cs="Arial" w:eastAsia="Arial" w:hAnsi="Arial"/>
+                <w:b w:val="false"/>
+                <w:bCs w:val="false"/>
+                <w:i/>
+                <w:iCs/>
+                <w:color w:val="555555"/>
+                <w:sz w:val="20"/>
+                <w:szCs w:val="20"/>
+              </w:rPr>
+              <w:t xml:space="preserve">→ Pair-share your response, then 2–3 students share with the class.</w:t>
             </w:r>
           </w:p>
         </w:tc>
@@ -319,9 +515,9 @@
               <w:right w:val="single" w:color="CCCCCC" w:sz="1"/>
             </w:tcBorders>
             <w:tcMar>
-              <w:top w:type="dxa" w:w="60"/>
+              <w:top w:type="dxa" w:w="80"/>
               <w:left w:type="dxa" w:w="120"/>
-              <w:bottom w:type="dxa" w:w="60"/>
+              <w:bottom w:type="dxa" w:w="80"/>
               <w:right w:type="dxa" w:w="120"/>
             </w:tcMar>
           </w:tcPr>
@@ -348,20 +544,358 @@
               <w:right w:val="single" w:color="CCCCCC" w:sz="1"/>
             </w:tcBorders>
             <w:tcMar>
-              <w:top w:type="dxa" w:w="60"/>
+              <w:top w:type="dxa" w:w="80"/>
               <w:left w:type="dxa" w:w="120"/>
-              <w:bottom w:type="dxa" w:w="60"/>
+              <w:bottom w:type="dxa" w:w="80"/>
               <w:right w:type="dxa" w:w="120"/>
             </w:tcMar>
           </w:tcPr>
           <w:p>
-            <w:r>
-              <w:rPr>
-                <w:rFonts w:ascii="Arial" w:cs="Arial" w:eastAsia="Arial" w:hAnsi="Arial"/>
-                <w:sz w:val="20"/>
-                <w:szCs w:val="20"/>
-              </w:rPr>
-              <w:t xml:space="preserve">Mini Lesson: Merge Sort - Divide and Conquer</w:t>
+            <w:pPr>
+              <w:spacing w:after="80" w:before="80"/>
+            </w:pPr>
+            <w:r>
+              <w:rPr>
+                <w:rFonts w:ascii="Arial" w:cs="Arial" w:eastAsia="Arial" w:hAnsi="Arial"/>
+                <w:b/>
+                <w:bCs/>
+                <w:i w:val="false"/>
+                <w:iCs w:val="false"/>
+                <w:color w:val="000000"/>
+                <w:sz w:val="22"/>
+                <w:szCs w:val="22"/>
+              </w:rPr>
+              <w:t xml:space="preserve">Mini Lesson: </w:t>
+            </w:r>
+            <w:r>
+              <w:rPr>
+                <w:rFonts w:ascii="Arial" w:cs="Arial" w:eastAsia="Arial" w:hAnsi="Arial"/>
+                <w:b w:val="false"/>
+                <w:bCs w:val="false"/>
+                <w:i w:val="false"/>
+                <w:iCs w:val="false"/>
+                <w:color w:val="000000"/>
+                <w:sz w:val="22"/>
+                <w:szCs w:val="22"/>
+              </w:rPr>
+              <w:t xml:space="preserve">Merge Sort - Divide and Conquer</w:t>
+            </w:r>
+            <w:r>
+              <w:rPr>
+                <w:rFonts w:ascii="Arial" w:cs="Arial" w:eastAsia="Arial" w:hAnsi="Arial"/>
+                <w:sz w:val="20"/>
+                <w:szCs w:val="20"/>
+              </w:rPr>
+              <w:br/>
+              <w:t xml:space="preserve"/>
+            </w:r>
+            <w:r>
+              <w:rPr>
+                <w:rFonts w:ascii="Arial" w:cs="Arial" w:eastAsia="Arial" w:hAnsi="Arial"/>
+                <w:sz w:val="20"/>
+                <w:szCs w:val="20"/>
+              </w:rPr>
+              <w:br/>
+              <w:t xml:space="preserve"/>
+            </w:r>
+            <w:r>
+              <w:rPr>
+                <w:rFonts w:ascii="Arial" w:cs="Arial" w:eastAsia="Arial" w:hAnsi="Arial"/>
+                <w:b/>
+                <w:bCs/>
+                <w:i/>
+                <w:iCs/>
+                <w:color w:val="000000"/>
+                <w:sz w:val="20"/>
+                <w:szCs w:val="20"/>
+              </w:rPr>
+              <w:t xml:space="preserve">Learning Target: </w:t>
+            </w:r>
+            <w:r>
+              <w:rPr>
+                <w:rFonts w:ascii="Arial" w:cs="Arial" w:eastAsia="Arial" w:hAnsi="Arial"/>
+                <w:b w:val="false"/>
+                <w:bCs w:val="false"/>
+                <w:i/>
+                <w:iCs/>
+                <w:color w:val="333333"/>
+                <w:sz w:val="20"/>
+                <w:szCs w:val="20"/>
+              </w:rPr>
+              <w:t xml:space="preserve">I can implement merge sort and explain the divide-and-conquer strategy and O(n log n) complexity.</w:t>
+            </w:r>
+            <w:r>
+              <w:rPr>
+                <w:rFonts w:ascii="Arial" w:cs="Arial" w:eastAsia="Arial" w:hAnsi="Arial"/>
+                <w:sz w:val="20"/>
+                <w:szCs w:val="20"/>
+              </w:rPr>
+              <w:br/>
+              <w:t xml:space="preserve"/>
+            </w:r>
+            <w:r>
+              <w:rPr>
+                <w:rFonts w:ascii="Arial" w:cs="Arial" w:eastAsia="Arial" w:hAnsi="Arial"/>
+                <w:sz w:val="20"/>
+                <w:szCs w:val="20"/>
+              </w:rPr>
+              <w:br/>
+              <w:t xml:space="preserve"/>
+            </w:r>
+            <w:r>
+              <w:rPr>
+                <w:rFonts w:ascii="Arial" w:cs="Arial" w:eastAsia="Arial" w:hAnsi="Arial"/>
+                <w:b w:val="false"/>
+                <w:bCs w:val="false"/>
+                <w:i w:val="false"/>
+                <w:iCs w:val="false"/>
+                <w:color w:val="000000"/>
+                <w:sz w:val="20"/>
+                <w:szCs w:val="20"/>
+              </w:rPr>
+              <w:t xml:space="preserve">1. Divide: Split the array in half repeatedly until you have subarrays of size 1</w:t>
+            </w:r>
+            <w:r>
+              <w:rPr>
+                <w:rFonts w:ascii="Arial" w:cs="Arial" w:eastAsia="Arial" w:hAnsi="Arial"/>
+                <w:sz w:val="20"/>
+                <w:szCs w:val="20"/>
+              </w:rPr>
+              <w:br/>
+              <w:t xml:space="preserve"/>
+            </w:r>
+            <w:r>
+              <w:rPr>
+                <w:rFonts w:ascii="Arial" w:cs="Arial" w:eastAsia="Arial" w:hAnsi="Arial"/>
+                <w:b w:val="false"/>
+                <w:bCs w:val="false"/>
+                <w:i w:val="false"/>
+                <w:iCs w:val="false"/>
+                <w:color w:val="000000"/>
+                <w:sz w:val="20"/>
+                <w:szCs w:val="20"/>
+              </w:rPr>
+              <w:t xml:space="preserve">2. Conquer: Sort the small subarrays (trivial: 1 element is already sorted)</w:t>
+            </w:r>
+            <w:r>
+              <w:rPr>
+                <w:rFonts w:ascii="Arial" w:cs="Arial" w:eastAsia="Arial" w:hAnsi="Arial"/>
+                <w:sz w:val="20"/>
+                <w:szCs w:val="20"/>
+              </w:rPr>
+              <w:br/>
+              <w:t xml:space="preserve"/>
+            </w:r>
+            <w:r>
+              <w:rPr>
+                <w:rFonts w:ascii="Arial" w:cs="Arial" w:eastAsia="Arial" w:hAnsi="Arial"/>
+                <w:sz w:val="20"/>
+                <w:szCs w:val="20"/>
+              </w:rPr>
+              <w:br/>
+              <w:t xml:space="preserve"/>
+            </w:r>
+            <w:r>
+              <w:rPr>
+                <w:rFonts w:ascii="Arial" w:cs="Arial" w:eastAsia="Arial" w:hAnsi="Arial"/>
+                <w:b/>
+                <w:bCs/>
+                <w:i w:val="false"/>
+                <w:iCs w:val="false"/>
+                <w:color w:val="000000"/>
+                <w:sz w:val="20"/>
+                <w:szCs w:val="20"/>
+              </w:rPr>
+              <w:t xml:space="preserve">Key Concepts:</w:t>
+            </w:r>
+            <w:r>
+              <w:rPr>
+                <w:rFonts w:ascii="Arial" w:cs="Arial" w:eastAsia="Arial" w:hAnsi="Arial"/>
+                <w:sz w:val="20"/>
+                <w:szCs w:val="20"/>
+              </w:rPr>
+              <w:br/>
+              <w:t xml:space="preserve"/>
+            </w:r>
+            <w:r>
+              <w:rPr>
+                <w:rFonts w:ascii="Arial" w:cs="Arial" w:eastAsia="Arial" w:hAnsi="Arial"/>
+                <w:b w:val="false"/>
+                <w:bCs w:val="false"/>
+                <w:i w:val="false"/>
+                <w:iCs w:val="false"/>
+                <w:color w:val="000000"/>
+                <w:sz w:val="20"/>
+                <w:szCs w:val="20"/>
+              </w:rPr>
+              <w:t xml:space="preserve">    • Time: O(n log n) always (best, average, worst)</w:t>
+            </w:r>
+            <w:r>
+              <w:rPr>
+                <w:rFonts w:ascii="Arial" w:cs="Arial" w:eastAsia="Arial" w:hAnsi="Arial"/>
+                <w:sz w:val="20"/>
+                <w:szCs w:val="20"/>
+              </w:rPr>
+              <w:br/>
+              <w:t xml:space="preserve"/>
+            </w:r>
+            <w:r>
+              <w:rPr>
+                <w:rFonts w:ascii="Arial" w:cs="Arial" w:eastAsia="Arial" w:hAnsi="Arial"/>
+                <w:b w:val="false"/>
+                <w:bCs w:val="false"/>
+                <w:i w:val="false"/>
+                <w:iCs w:val="false"/>
+                <w:color w:val="000000"/>
+                <w:sz w:val="20"/>
+                <w:szCs w:val="20"/>
+              </w:rPr>
+              <w:t xml:space="preserve">    • Space: O(n) — needs extra space for merging</w:t>
+            </w:r>
+            <w:r>
+              <w:rPr>
+                <w:rFonts w:ascii="Arial" w:cs="Arial" w:eastAsia="Arial" w:hAnsi="Arial"/>
+                <w:sz w:val="20"/>
+                <w:szCs w:val="20"/>
+              </w:rPr>
+              <w:br/>
+              <w:t xml:space="preserve"/>
+            </w:r>
+            <w:r>
+              <w:rPr>
+                <w:rFonts w:ascii="Arial" w:cs="Arial" w:eastAsia="Arial" w:hAnsi="Arial"/>
+                <w:b w:val="false"/>
+                <w:bCs w:val="false"/>
+                <w:i w:val="false"/>
+                <w:iCs w:val="false"/>
+                <w:color w:val="000000"/>
+                <w:sz w:val="20"/>
+                <w:szCs w:val="20"/>
+              </w:rPr>
+              <w:t xml:space="preserve">    • Stable: Yes — equal elements maintain relative order</w:t>
+            </w:r>
+            <w:r>
+              <w:rPr>
+                <w:rFonts w:ascii="Arial" w:cs="Arial" w:eastAsia="Arial" w:hAnsi="Arial"/>
+                <w:sz w:val="20"/>
+                <w:szCs w:val="20"/>
+              </w:rPr>
+              <w:br/>
+              <w:t xml:space="preserve"/>
+            </w:r>
+            <w:r>
+              <w:rPr>
+                <w:rFonts w:ascii="Arial" w:cs="Arial" w:eastAsia="Arial" w:hAnsi="Arial"/>
+                <w:sz w:val="20"/>
+                <w:szCs w:val="20"/>
+              </w:rPr>
+              <w:br/>
+              <w:t xml:space="preserve"/>
+            </w:r>
+            <w:r>
+              <w:rPr>
+                <w:rFonts w:ascii="Arial" w:cs="Arial" w:eastAsia="Arial" w:hAnsi="Arial"/>
+                <w:b/>
+                <w:bCs/>
+                <w:i w:val="false"/>
+                <w:iCs w:val="false"/>
+                <w:color w:val="000000"/>
+                <w:sz w:val="20"/>
+                <w:szCs w:val="20"/>
+              </w:rPr>
+              <w:t xml:space="preserve">Vocabulary: </w:t>
+            </w:r>
+            <w:r>
+              <w:rPr>
+                <w:rFonts w:ascii="Arial" w:cs="Arial" w:eastAsia="Arial" w:hAnsi="Arial"/>
+                <w:b w:val="false"/>
+                <w:bCs w:val="false"/>
+                <w:i w:val="false"/>
+                <w:iCs w:val="false"/>
+                <w:color w:val="000000"/>
+                <w:sz w:val="20"/>
+                <w:szCs w:val="20"/>
+              </w:rPr>
+              <w:t xml:space="preserve">Divide and Conquer, Conquer, Combine, Merge Sort Complexity, Time, Space</w:t>
+            </w:r>
+            <w:r>
+              <w:rPr>
+                <w:rFonts w:ascii="Arial" w:cs="Arial" w:eastAsia="Arial" w:hAnsi="Arial"/>
+                <w:sz w:val="20"/>
+                <w:szCs w:val="20"/>
+              </w:rPr>
+              <w:br/>
+              <w:t xml:space="preserve"/>
+            </w:r>
+            <w:r>
+              <w:rPr>
+                <w:rFonts w:ascii="Arial" w:cs="Arial" w:eastAsia="Arial" w:hAnsi="Arial"/>
+                <w:sz w:val="20"/>
+                <w:szCs w:val="20"/>
+              </w:rPr>
+              <w:br/>
+              <w:t xml:space="preserve"/>
+            </w:r>
+            <w:r>
+              <w:rPr>
+                <w:rFonts w:ascii="Arial" w:cs="Arial" w:eastAsia="Arial" w:hAnsi="Arial"/>
+                <w:b/>
+                <w:bCs/>
+                <w:i/>
+                <w:iCs/>
+                <w:color w:val="555555"/>
+                <w:sz w:val="20"/>
+                <w:szCs w:val="20"/>
+              </w:rPr>
+              <w:t xml:space="preserve">→ Live Demo — </w:t>
+            </w:r>
+            <w:r>
+              <w:rPr>
+                <w:rFonts w:ascii="Arial" w:cs="Arial" w:eastAsia="Arial" w:hAnsi="Arial"/>
+                <w:b w:val="false"/>
+                <w:bCs w:val="false"/>
+                <w:i/>
+                <w:iCs/>
+                <w:color w:val="555555"/>
+                <w:sz w:val="20"/>
+                <w:szCs w:val="20"/>
+              </w:rPr>
+              <w:t xml:space="preserve">type examples as students follow along in their own editor.</w:t>
+            </w:r>
+            <w:r>
+              <w:rPr>
+                <w:rFonts w:ascii="Arial" w:cs="Arial" w:eastAsia="Arial" w:hAnsi="Arial"/>
+                <w:sz w:val="20"/>
+                <w:szCs w:val="20"/>
+              </w:rPr>
+              <w:br/>
+              <w:t xml:space="preserve"/>
+            </w:r>
+            <w:r>
+              <w:rPr>
+                <w:rFonts w:ascii="Arial" w:cs="Arial" w:eastAsia="Arial" w:hAnsi="Arial"/>
+                <w:b/>
+                <w:bCs/>
+                <w:i/>
+                <w:iCs/>
+                <w:color w:val="555555"/>
+                <w:sz w:val="20"/>
+                <w:szCs w:val="20"/>
+              </w:rPr>
+              <w:t xml:space="preserve">→ Check for Understanding: </w:t>
+            </w:r>
+            <w:r>
+              <w:rPr>
+                <w:rFonts w:ascii="Arial" w:cs="Arial" w:eastAsia="Arial" w:hAnsi="Arial"/>
+                <w:b w:val="false"/>
+                <w:bCs w:val="false"/>
+                <w:i/>
+                <w:iCs/>
+                <w:color w:val="555555"/>
+                <w:sz w:val="20"/>
+                <w:szCs w:val="20"/>
+              </w:rPr>
+              <w:t xml:space="preserve">pause and cold-call: “Can someone explain what we just did in their own words?”</w:t>
             </w:r>
           </w:p>
         </w:tc>
@@ -377,9 +911,9 @@
               <w:right w:val="single" w:color="CCCCCC" w:sz="1"/>
             </w:tcBorders>
             <w:tcMar>
-              <w:top w:type="dxa" w:w="60"/>
+              <w:top w:type="dxa" w:w="80"/>
               <w:left w:type="dxa" w:w="120"/>
-              <w:bottom w:type="dxa" w:w="60"/>
+              <w:bottom w:type="dxa" w:w="80"/>
               <w:right w:type="dxa" w:w="120"/>
             </w:tcMar>
           </w:tcPr>
@@ -406,20 +940,90 @@
               <w:right w:val="single" w:color="CCCCCC" w:sz="1"/>
             </w:tcBorders>
             <w:tcMar>
-              <w:top w:type="dxa" w:w="60"/>
+              <w:top w:type="dxa" w:w="80"/>
               <w:left w:type="dxa" w:w="120"/>
-              <w:bottom w:type="dxa" w:w="60"/>
+              <w:bottom w:type="dxa" w:w="80"/>
               <w:right w:type="dxa" w:w="120"/>
             </w:tcMar>
           </w:tcPr>
           <w:p>
-            <w:r>
-              <w:rPr>
-                <w:rFonts w:ascii="Arial" w:cs="Arial" w:eastAsia="Arial" w:hAnsi="Arial"/>
-                <w:sz w:val="20"/>
-                <w:szCs w:val="20"/>
+            <w:pPr>
+              <w:spacing w:after="80" w:before="80"/>
+            </w:pPr>
+            <w:r>
+              <w:rPr>
+                <w:rFonts w:ascii="Arial" w:cs="Arial" w:eastAsia="Arial" w:hAnsi="Arial"/>
+                <w:b/>
+                <w:bCs/>
+                <w:i w:val="false"/>
+                <w:iCs w:val="false"/>
+                <w:color w:val="000000"/>
+                <w:sz w:val="22"/>
+                <w:szCs w:val="22"/>
               </w:rPr>
               <w:t xml:space="preserve">Guided Practice</w:t>
+            </w:r>
+            <w:r>
+              <w:rPr>
+                <w:rFonts w:ascii="Arial" w:cs="Arial" w:eastAsia="Arial" w:hAnsi="Arial"/>
+                <w:sz w:val="20"/>
+                <w:szCs w:val="20"/>
+              </w:rPr>
+              <w:br/>
+              <w:t xml:space="preserve"/>
+            </w:r>
+            <w:r>
+              <w:rPr>
+                <w:rFonts w:ascii="Arial" w:cs="Arial" w:eastAsia="Arial" w:hAnsi="Arial"/>
+                <w:sz w:val="20"/>
+                <w:szCs w:val="20"/>
+              </w:rPr>
+              <w:br/>
+              <w:t xml:space="preserve"/>
+            </w:r>
+            <w:r>
+              <w:rPr>
+                <w:rFonts w:ascii="Arial" w:cs="Arial" w:eastAsia="Arial" w:hAnsi="Arial"/>
+                <w:b w:val="false"/>
+                <w:bCs w:val="false"/>
+                <w:i w:val="false"/>
+                <w:iCs w:val="false"/>
+                <w:color w:val="000000"/>
+                <w:sz w:val="20"/>
+                <w:szCs w:val="20"/>
+              </w:rPr>
+              <w:t xml:space="preserve">Step 1: Visualize Divide Phase</w:t>
+            </w:r>
+            <w:r>
+              <w:rPr>
+                <w:rFonts w:ascii="Arial" w:cs="Arial" w:eastAsia="Arial" w:hAnsi="Arial"/>
+                <w:sz w:val="20"/>
+                <w:szCs w:val="20"/>
+              </w:rPr>
+              <w:br/>
+              <w:t xml:space="preserve"/>
+            </w:r>
+            <w:r>
+              <w:rPr>
+                <w:rFonts w:ascii="Arial" w:cs="Arial" w:eastAsia="Arial" w:hAnsi="Arial"/>
+                <w:sz w:val="20"/>
+                <w:szCs w:val="20"/>
+              </w:rPr>
+              <w:br/>
+              <w:t xml:space="preserve"/>
+            </w:r>
+            <w:r>
+              <w:rPr>
+                <w:rFonts w:ascii="Arial" w:cs="Arial" w:eastAsia="Arial" w:hAnsi="Arial"/>
+                <w:b w:val="false"/>
+                <w:bCs w:val="false"/>
+                <w:i/>
+                <w:iCs/>
+                <w:color w:val="555555"/>
+                <w:sz w:val="20"/>
+                <w:szCs w:val="20"/>
+              </w:rPr>
+              <w:t xml:space="preserve">→ Teacher models — students try alongside, then compare results.</w:t>
             </w:r>
           </w:p>
         </w:tc>
@@ -435,9 +1039,9 @@
               <w:right w:val="single" w:color="CCCCCC" w:sz="1"/>
             </w:tcBorders>
             <w:tcMar>
-              <w:top w:type="dxa" w:w="60"/>
+              <w:top w:type="dxa" w:w="80"/>
               <w:left w:type="dxa" w:w="120"/>
-              <w:bottom w:type="dxa" w:w="60"/>
+              <w:bottom w:type="dxa" w:w="80"/>
               <w:right w:type="dxa" w:w="120"/>
             </w:tcMar>
           </w:tcPr>
@@ -450,7 +1054,7 @@
                 <w:sz w:val="20"/>
                 <w:szCs w:val="20"/>
               </w:rPr>
-              <w:t xml:space="preserve">15-20 min</w:t>
+              <w:t xml:space="preserve">15–20 min</w:t>
             </w:r>
           </w:p>
         </w:tc>
@@ -464,20 +1068,81 @@
               <w:right w:val="single" w:color="CCCCCC" w:sz="1"/>
             </w:tcBorders>
             <w:tcMar>
-              <w:top w:type="dxa" w:w="60"/>
+              <w:top w:type="dxa" w:w="80"/>
               <w:left w:type="dxa" w:w="120"/>
-              <w:bottom w:type="dxa" w:w="60"/>
+              <w:bottom w:type="dxa" w:w="80"/>
               <w:right w:type="dxa" w:w="120"/>
             </w:tcMar>
           </w:tcPr>
           <w:p>
-            <w:r>
-              <w:rPr>
-                <w:rFonts w:ascii="Arial" w:cs="Arial" w:eastAsia="Arial" w:hAnsi="Arial"/>
-                <w:sz w:val="20"/>
-                <w:szCs w:val="20"/>
+            <w:pPr>
+              <w:spacing w:after="80" w:before="80"/>
+            </w:pPr>
+            <w:r>
+              <w:rPr>
+                <w:rFonts w:ascii="Arial" w:cs="Arial" w:eastAsia="Arial" w:hAnsi="Arial"/>
+                <w:b/>
+                <w:bCs/>
+                <w:i w:val="false"/>
+                <w:iCs w:val="false"/>
+                <w:color w:val="000000"/>
+                <w:sz w:val="22"/>
+                <w:szCs w:val="22"/>
               </w:rPr>
               <w:t xml:space="preserve">Independent Practice / Code Along</w:t>
+            </w:r>
+            <w:r>
+              <w:rPr>
+                <w:rFonts w:ascii="Arial" w:cs="Arial" w:eastAsia="Arial" w:hAnsi="Arial"/>
+                <w:sz w:val="20"/>
+                <w:szCs w:val="20"/>
+              </w:rPr>
+              <w:br/>
+              <w:t xml:space="preserve"/>
+            </w:r>
+            <w:r>
+              <w:rPr>
+                <w:rFonts w:ascii="Arial" w:cs="Arial" w:eastAsia="Arial" w:hAnsi="Arial"/>
+                <w:b w:val="false"/>
+                <w:bCs w:val="false"/>
+                <w:i w:val="false"/>
+                <w:iCs w:val="false"/>
+                <w:color w:val="000000"/>
+                <w:sz w:val="20"/>
+                <w:szCs w:val="20"/>
+              </w:rPr>
+              <w:t xml:space="preserve">    Work through problems from the day's exercise set.</w:t>
+            </w:r>
+            <w:r>
+              <w:rPr>
+                <w:rFonts w:ascii="Arial" w:cs="Arial" w:eastAsia="Arial" w:hAnsi="Arial"/>
+                <w:sz w:val="20"/>
+                <w:szCs w:val="20"/>
+              </w:rPr>
+              <w:br/>
+              <w:t xml:space="preserve"/>
+            </w:r>
+            <w:r>
+              <w:rPr>
+                <w:rFonts w:ascii="Arial" w:cs="Arial" w:eastAsia="Arial" w:hAnsi="Arial"/>
+                <w:sz w:val="20"/>
+                <w:szCs w:val="20"/>
+              </w:rPr>
+              <w:br/>
+              <w:t xml:space="preserve"/>
+            </w:r>
+            <w:r>
+              <w:rPr>
+                <w:rFonts w:ascii="Arial" w:cs="Arial" w:eastAsia="Arial" w:hAnsi="Arial"/>
+                <w:b w:val="false"/>
+                <w:bCs w:val="false"/>
+                <w:i/>
+                <w:iCs/>
+                <w:color w:val="555555"/>
+                <w:sz w:val="20"/>
+                <w:szCs w:val="20"/>
+              </w:rPr>
+              <w:t xml:space="preserve">→ Teacher circulates — offer hints, check for understanding.</w:t>
             </w:r>
           </w:p>
         </w:tc>
@@ -493,9 +1158,9 @@
               <w:right w:val="single" w:color="CCCCCC" w:sz="1"/>
             </w:tcBorders>
             <w:tcMar>
-              <w:top w:type="dxa" w:w="60"/>
+              <w:top w:type="dxa" w:w="80"/>
               <w:left w:type="dxa" w:w="120"/>
-              <w:bottom w:type="dxa" w:w="60"/>
+              <w:bottom w:type="dxa" w:w="80"/>
               <w:right w:type="dxa" w:w="120"/>
             </w:tcMar>
           </w:tcPr>
@@ -522,20 +1187,90 @@
               <w:right w:val="single" w:color="CCCCCC" w:sz="1"/>
             </w:tcBorders>
             <w:tcMar>
-              <w:top w:type="dxa" w:w="60"/>
+              <w:top w:type="dxa" w:w="80"/>
               <w:left w:type="dxa" w:w="120"/>
-              <w:bottom w:type="dxa" w:w="60"/>
+              <w:bottom w:type="dxa" w:w="80"/>
               <w:right w:type="dxa" w:w="120"/>
             </w:tcMar>
           </w:tcPr>
           <w:p>
-            <w:r>
-              <w:rPr>
-                <w:rFonts w:ascii="Arial" w:cs="Arial" w:eastAsia="Arial" w:hAnsi="Arial"/>
-                <w:sz w:val="20"/>
-                <w:szCs w:val="20"/>
+            <w:pPr>
+              <w:spacing w:after="80" w:before="80"/>
+            </w:pPr>
+            <w:r>
+              <w:rPr>
+                <w:rFonts w:ascii="Arial" w:cs="Arial" w:eastAsia="Arial" w:hAnsi="Arial"/>
+                <w:b/>
+                <w:bCs/>
+                <w:i w:val="false"/>
+                <w:iCs w:val="false"/>
+                <w:color w:val="000000"/>
+                <w:sz w:val="22"/>
+                <w:szCs w:val="22"/>
               </w:rPr>
               <w:t xml:space="preserve">Exit Ticket / Wrap-Up</w:t>
+            </w:r>
+            <w:r>
+              <w:rPr>
+                <w:rFonts w:ascii="Arial" w:cs="Arial" w:eastAsia="Arial" w:hAnsi="Arial"/>
+                <w:sz w:val="20"/>
+                <w:szCs w:val="20"/>
+              </w:rPr>
+              <w:br/>
+              <w:t xml:space="preserve"/>
+            </w:r>
+            <w:r>
+              <w:rPr>
+                <w:rFonts w:ascii="Arial" w:cs="Arial" w:eastAsia="Arial" w:hAnsi="Arial"/>
+                <w:sz w:val="20"/>
+                <w:szCs w:val="20"/>
+              </w:rPr>
+              <w:br/>
+              <w:t xml:space="preserve"/>
+            </w:r>
+            <w:r>
+              <w:rPr>
+                <w:rFonts w:ascii="Arial" w:cs="Arial" w:eastAsia="Arial" w:hAnsi="Arial"/>
+                <w:b w:val="false"/>
+                <w:bCs w:val="false"/>
+                <w:i w:val="false"/>
+                <w:iCs w:val="false"/>
+                <w:color w:val="000000"/>
+                <w:sz w:val="20"/>
+                <w:szCs w:val="20"/>
+              </w:rPr>
+              <w:t xml:space="preserve">Quick Check: Implement merge sort and explain the divide-and-conquer strategy and O(n log n) complexity?</w:t>
+            </w:r>
+            <w:r>
+              <w:rPr>
+                <w:rFonts w:ascii="Arial" w:cs="Arial" w:eastAsia="Arial" w:hAnsi="Arial"/>
+                <w:sz w:val="20"/>
+                <w:szCs w:val="20"/>
+              </w:rPr>
+              <w:br/>
+              <w:t xml:space="preserve"/>
+            </w:r>
+            <w:r>
+              <w:rPr>
+                <w:rFonts w:ascii="Arial" w:cs="Arial" w:eastAsia="Arial" w:hAnsi="Arial"/>
+                <w:sz w:val="20"/>
+                <w:szCs w:val="20"/>
+              </w:rPr>
+              <w:br/>
+              <w:t xml:space="preserve"/>
+            </w:r>
+            <w:r>
+              <w:rPr>
+                <w:rFonts w:ascii="Arial" w:cs="Arial" w:eastAsia="Arial" w:hAnsi="Arial"/>
+                <w:b w:val="false"/>
+                <w:bCs w:val="false"/>
+                <w:i/>
+                <w:iCs/>
+                <w:color w:val="555555"/>
+                <w:sz w:val="20"/>
+                <w:szCs w:val="20"/>
+              </w:rPr>
+              <w:t xml:space="preserve">→ 3–2–1: Name 3 things learned, 2 new vocab words, 1 question you still have.</w:t>
             </w:r>
           </w:p>
         </w:tc>
@@ -869,19 +1604,6 @@
                 <w:sz w:val="18"/>
                 <w:szCs w:val="18"/>
               </w:rPr>
-              <w:t xml:space="preserve"># Merge Sort</w:t>
-            </w:r>
-          </w:p>
-          <w:p>
-            <w:pPr>
-              <w:spacing w:after="20"/>
-            </w:pPr>
-            <w:r>
-              <w:rPr>
-                <w:rFonts w:ascii="Courier New" w:cs="Courier New" w:eastAsia="Courier New" w:hAnsi="Courier New"/>
-                <w:sz w:val="18"/>
-                <w:szCs w:val="18"/>
-              </w:rPr>
               <w:t xml:space="preserve">def merge_sort(arr):</w:t>
             </w:r>
           </w:p>
@@ -1402,7 +2124,7 @@
                 <w:sz w:val="18"/>
                 <w:szCs w:val="18"/>
               </w:rPr>
-              <w:t xml:space="preserve"># Test</w:t>
+              <w:t xml:space="preserve"> </w:t>
             </w:r>
           </w:p>
           <w:p>
@@ -1454,7 +2176,7 @@
                 <w:sz w:val="18"/>
                 <w:szCs w:val="18"/>
               </w:rPr>
-              <w:t xml:space="preserve"># With visualization</w:t>
+              <w:t xml:space="preserve"> </w:t>
             </w:r>
           </w:p>
           <w:p>
@@ -1779,7 +2501,7 @@
                 <w:sz w:val="18"/>
                 <w:szCs w:val="18"/>
               </w:rPr>
-              <w:t xml:space="preserve"># In-place merge sort (more complex, but saves space)</w:t>
+              <w:t xml:space="preserve"> </w:t>
             </w:r>
           </w:p>
           <w:p>
@@ -2643,124 +3365,7 @@
                 <w:sz w:val="18"/>
                 <w:szCs w:val="18"/>
               </w:rPr>
-              <w:t xml:space="preserve"># Beginner - Trace of merge_sort([5, 2, 4, 1])</w:t>
-            </w:r>
-          </w:p>
-          <w:p>
-            <w:pPr>
-              <w:spacing w:after="20"/>
-            </w:pPr>
-            <w:r>
-              <w:rPr>
-                <w:rFonts w:ascii="Courier New" w:cs="Courier New" w:eastAsia="Courier New" w:hAnsi="Courier New"/>
-                <w:sz w:val="18"/>
-                <w:szCs w:val="18"/>
-              </w:rPr>
-              <w:t xml:space="preserve"># Divide phase:</w:t>
-            </w:r>
-          </w:p>
-          <w:p>
-            <w:pPr>
-              <w:spacing w:after="20"/>
-            </w:pPr>
-            <w:r>
-              <w:rPr>
-                <w:rFonts w:ascii="Courier New" w:cs="Courier New" w:eastAsia="Courier New" w:hAnsi="Courier New"/>
-                <w:sz w:val="18"/>
-                <w:szCs w:val="18"/>
-              </w:rPr>
-              <w:t xml:space="preserve">#   [5, 2, 4, 1] → [5, 2] | [4, 1]</w:t>
-            </w:r>
-          </w:p>
-          <w:p>
-            <w:pPr>
-              <w:spacing w:after="20"/>
-            </w:pPr>
-            <w:r>
-              <w:rPr>
-                <w:rFonts w:ascii="Courier New" w:cs="Courier New" w:eastAsia="Courier New" w:hAnsi="Courier New"/>
-                <w:sz w:val="18"/>
-                <w:szCs w:val="18"/>
-              </w:rPr>
-              <w:t xml:space="preserve">#   [5, 2] → [5] | [2]</w:t>
-            </w:r>
-          </w:p>
-          <w:p>
-            <w:pPr>
-              <w:spacing w:after="20"/>
-            </w:pPr>
-            <w:r>
-              <w:rPr>
-                <w:rFonts w:ascii="Courier New" w:cs="Courier New" w:eastAsia="Courier New" w:hAnsi="Courier New"/>
-                <w:sz w:val="18"/>
-                <w:szCs w:val="18"/>
-              </w:rPr>
-              <w:t xml:space="preserve">#   [4, 1] → [4] | [1]</w:t>
-            </w:r>
-          </w:p>
-          <w:p>
-            <w:pPr>
-              <w:spacing w:after="20"/>
-            </w:pPr>
-            <w:r>
-              <w:rPr>
-                <w:rFonts w:ascii="Courier New" w:cs="Courier New" w:eastAsia="Courier New" w:hAnsi="Courier New"/>
-                <w:sz w:val="18"/>
-                <w:szCs w:val="18"/>
-              </w:rPr>
-              <w:t xml:space="preserve">#</w:t>
-            </w:r>
-          </w:p>
-          <w:p>
-            <w:pPr>
-              <w:spacing w:after="20"/>
-            </w:pPr>
-            <w:r>
-              <w:rPr>
-                <w:rFonts w:ascii="Courier New" w:cs="Courier New" w:eastAsia="Courier New" w:hAnsi="Courier New"/>
-                <w:sz w:val="18"/>
-                <w:szCs w:val="18"/>
-              </w:rPr>
-              <w:t xml:space="preserve"># Merge phase:</w:t>
-            </w:r>
-          </w:p>
-          <w:p>
-            <w:pPr>
-              <w:spacing w:after="20"/>
-            </w:pPr>
-            <w:r>
-              <w:rPr>
-                <w:rFonts w:ascii="Courier New" w:cs="Courier New" w:eastAsia="Courier New" w:hAnsi="Courier New"/>
-                <w:sz w:val="18"/>
-                <w:szCs w:val="18"/>
-              </w:rPr>
-              <w:t xml:space="preserve">#   [5] + [2] → [2, 5]</w:t>
-            </w:r>
-          </w:p>
-          <w:p>
-            <w:pPr>
-              <w:spacing w:after="20"/>
-            </w:pPr>
-            <w:r>
-              <w:rPr>
-                <w:rFonts w:ascii="Courier New" w:cs="Courier New" w:eastAsia="Courier New" w:hAnsi="Courier New"/>
-                <w:sz w:val="18"/>
-                <w:szCs w:val="18"/>
-              </w:rPr>
-              <w:t xml:space="preserve">#   [4] + [1] → [1, 4]</w:t>
-            </w:r>
-          </w:p>
-          <w:p>
-            <w:pPr>
-              <w:spacing w:after="20"/>
-            </w:pPr>
-            <w:r>
-              <w:rPr>
-                <w:rFonts w:ascii="Courier New" w:cs="Courier New" w:eastAsia="Courier New" w:hAnsi="Courier New"/>
-                <w:sz w:val="18"/>
-                <w:szCs w:val="18"/>
-              </w:rPr>
-              <w:t xml:space="preserve">#   [2, 5] + [1, 4] → [1, 2, 4, 5]</w:t>
+              <w:t xml:space="preserve">import time</w:t>
             </w:r>
           </w:p>
           <w:p>
@@ -2786,20 +3391,7 @@
                 <w:sz w:val="18"/>
                 <w:szCs w:val="18"/>
               </w:rPr>
-              <w:t xml:space="preserve"># Intermediate</w:t>
-            </w:r>
-          </w:p>
-          <w:p>
-            <w:pPr>
-              <w:spacing w:after="20"/>
-            </w:pPr>
-            <w:r>
-              <w:rPr>
-                <w:rFonts w:ascii="Courier New" w:cs="Courier New" w:eastAsia="Courier New" w:hAnsi="Courier New"/>
-                <w:sz w:val="18"/>
-                <w:szCs w:val="18"/>
-              </w:rPr>
-              <w:t xml:space="preserve">import time</w:t>
+              <w:t xml:space="preserve">random_arr = list(range(100, 0, -1))</w:t>
             </w:r>
           </w:p>
           <w:p>
@@ -2825,7 +3417,33 @@
                 <w:sz w:val="18"/>
                 <w:szCs w:val="18"/>
               </w:rPr>
-              <w:t xml:space="preserve">random_arr = list(range(100, 0, -1))</w:t>
+              <w:t xml:space="preserve">start = time.time()</w:t>
+            </w:r>
+          </w:p>
+          <w:p>
+            <w:pPr>
+              <w:spacing w:after="20"/>
+            </w:pPr>
+            <w:r>
+              <w:rPr>
+                <w:rFonts w:ascii="Courier New" w:cs="Courier New" w:eastAsia="Courier New" w:hAnsi="Courier New"/>
+                <w:sz w:val="18"/>
+                <w:szCs w:val="18"/>
+              </w:rPr>
+              <w:t xml:space="preserve">merge_sort(random_arr)</w:t>
+            </w:r>
+          </w:p>
+          <w:p>
+            <w:pPr>
+              <w:spacing w:after="20"/>
+            </w:pPr>
+            <w:r>
+              <w:rPr>
+                <w:rFonts w:ascii="Courier New" w:cs="Courier New" w:eastAsia="Courier New" w:hAnsi="Courier New"/>
+                <w:sz w:val="18"/>
+                <w:szCs w:val="18"/>
+              </w:rPr>
+              <w:t xml:space="preserve">merge_time = time.time() - start</w:t>
             </w:r>
           </w:p>
           <w:p>
@@ -2864,20 +3482,20 @@
                 <w:sz w:val="18"/>
                 <w:szCs w:val="18"/>
               </w:rPr>
-              <w:t xml:space="preserve">merge_sort(random_arr)</w:t>
-            </w:r>
-          </w:p>
-          <w:p>
-            <w:pPr>
-              <w:spacing w:after="20"/>
-            </w:pPr>
-            <w:r>
-              <w:rPr>
-                <w:rFonts w:ascii="Courier New" w:cs="Courier New" w:eastAsia="Courier New" w:hAnsi="Courier New"/>
-                <w:sz w:val="18"/>
-                <w:szCs w:val="18"/>
-              </w:rPr>
-              <w:t xml:space="preserve">merge_time = time.time() - start</w:t>
+              <w:t xml:space="preserve">bubble_sort(random_arr)</w:t>
+            </w:r>
+          </w:p>
+          <w:p>
+            <w:pPr>
+              <w:spacing w:after="20"/>
+            </w:pPr>
+            <w:r>
+              <w:rPr>
+                <w:rFonts w:ascii="Courier New" w:cs="Courier New" w:eastAsia="Courier New" w:hAnsi="Courier New"/>
+                <w:sz w:val="18"/>
+                <w:szCs w:val="18"/>
+              </w:rPr>
+              <w:t xml:space="preserve">bubble_time = time.time() - start</w:t>
             </w:r>
           </w:p>
           <w:p>
@@ -2903,58 +3521,6 @@
                 <w:sz w:val="18"/>
                 <w:szCs w:val="18"/>
               </w:rPr>
-              <w:t xml:space="preserve">start = time.time()</w:t>
-            </w:r>
-          </w:p>
-          <w:p>
-            <w:pPr>
-              <w:spacing w:after="20"/>
-            </w:pPr>
-            <w:r>
-              <w:rPr>
-                <w:rFonts w:ascii="Courier New" w:cs="Courier New" w:eastAsia="Courier New" w:hAnsi="Courier New"/>
-                <w:sz w:val="18"/>
-                <w:szCs w:val="18"/>
-              </w:rPr>
-              <w:t xml:space="preserve">bubble_sort(random_arr)</w:t>
-            </w:r>
-          </w:p>
-          <w:p>
-            <w:pPr>
-              <w:spacing w:after="20"/>
-            </w:pPr>
-            <w:r>
-              <w:rPr>
-                <w:rFonts w:ascii="Courier New" w:cs="Courier New" w:eastAsia="Courier New" w:hAnsi="Courier New"/>
-                <w:sz w:val="18"/>
-                <w:szCs w:val="18"/>
-              </w:rPr>
-              <w:t xml:space="preserve">bubble_time = time.time() - start</w:t>
-            </w:r>
-          </w:p>
-          <w:p>
-            <w:pPr>
-              <w:spacing w:after="20"/>
-            </w:pPr>
-            <w:r>
-              <w:rPr>
-                <w:rFonts w:ascii="Courier New" w:cs="Courier New" w:eastAsia="Courier New" w:hAnsi="Courier New"/>
-                <w:sz w:val="18"/>
-                <w:szCs w:val="18"/>
-              </w:rPr>
-              <w:t xml:space="preserve"> </w:t>
-            </w:r>
-          </w:p>
-          <w:p>
-            <w:pPr>
-              <w:spacing w:after="20"/>
-            </w:pPr>
-            <w:r>
-              <w:rPr>
-                <w:rFonts w:ascii="Courier New" w:cs="Courier New" w:eastAsia="Courier New" w:hAnsi="Courier New"/>
-                <w:sz w:val="18"/>
-                <w:szCs w:val="18"/>
-              </w:rPr>
               <w:t xml:space="preserve">print(f"Merge sort: {merge_time:.6f}s")</w:t>
             </w:r>
           </w:p>
@@ -2969,84 +3535,6 @@
                 <w:szCs w:val="18"/>
               </w:rPr>
               <w:t xml:space="preserve">print(f"Bubble sort: {bubble_time:.6f}s")</w:t>
-            </w:r>
-          </w:p>
-          <w:p>
-            <w:pPr>
-              <w:spacing w:after="20"/>
-            </w:pPr>
-            <w:r>
-              <w:rPr>
-                <w:rFonts w:ascii="Courier New" w:cs="Courier New" w:eastAsia="Courier New" w:hAnsi="Courier New"/>
-                <w:sz w:val="18"/>
-                <w:szCs w:val="18"/>
-              </w:rPr>
-              <w:t xml:space="preserve"># Merge sort will be significantly faster</w:t>
-            </w:r>
-          </w:p>
-          <w:p>
-            <w:pPr>
-              <w:spacing w:after="20"/>
-            </w:pPr>
-            <w:r>
-              <w:rPr>
-                <w:rFonts w:ascii="Courier New" w:cs="Courier New" w:eastAsia="Courier New" w:hAnsi="Courier New"/>
-                <w:sz w:val="18"/>
-                <w:szCs w:val="18"/>
-              </w:rPr>
-              <w:t xml:space="preserve"> </w:t>
-            </w:r>
-          </w:p>
-          <w:p>
-            <w:pPr>
-              <w:spacing w:after="20"/>
-            </w:pPr>
-            <w:r>
-              <w:rPr>
-                <w:rFonts w:ascii="Courier New" w:cs="Courier New" w:eastAsia="Courier New" w:hAnsi="Courier New"/>
-                <w:sz w:val="18"/>
-                <w:szCs w:val="18"/>
-              </w:rPr>
-              <w:t xml:space="preserve"># Challenge</w:t>
-            </w:r>
-          </w:p>
-          <w:p>
-            <w:pPr>
-              <w:spacing w:after="20"/>
-            </w:pPr>
-            <w:r>
-              <w:rPr>
-                <w:rFonts w:ascii="Courier New" w:cs="Courier New" w:eastAsia="Courier New" w:hAnsi="Courier New"/>
-                <w:sz w:val="18"/>
-                <w:szCs w:val="18"/>
-              </w:rPr>
-              <w:t xml:space="preserve"># Stability: When merging, we use `&lt;=` (left comes first if equal).</w:t>
-            </w:r>
-          </w:p>
-          <w:p>
-            <w:pPr>
-              <w:spacing w:after="20"/>
-            </w:pPr>
-            <w:r>
-              <w:rPr>
-                <w:rFonts w:ascii="Courier New" w:cs="Courier New" w:eastAsia="Courier New" w:hAnsi="Courier New"/>
-                <w:sz w:val="18"/>
-                <w:szCs w:val="18"/>
-              </w:rPr>
-              <w:t xml:space="preserve"># This preserves the original relative order of equal elements.</w:t>
-            </w:r>
-          </w:p>
-          <w:p>
-            <w:pPr>
-              <w:spacing w:after="20"/>
-            </w:pPr>
-            <w:r>
-              <w:rPr>
-                <w:rFonts w:ascii="Courier New" w:cs="Courier New" w:eastAsia="Courier New" w:hAnsi="Courier New"/>
-                <w:sz w:val="18"/>
-                <w:szCs w:val="18"/>
-              </w:rPr>
-              <w:t xml:space="preserve"># To break stability, change to `&lt;` (right comes first if equal).</w:t>
             </w:r>
           </w:p>
         </w:tc>

--- a/Coding 2 - year/Unit 5 - Sorting Searching & Recursion/Daily Lesson Plans/Word/Day 13.docx
+++ b/Coding 2 - year/Unit 5 - Sorting Searching & Recursion/Daily Lesson Plans/Word/Day 13.docx
@@ -380,7 +380,7 @@
                 <w:sz w:val="20"/>
                 <w:szCs w:val="20"/>
               </w:rPr>
-              <w:t xml:space="preserve">    What do you already know about how to implement merge sort and explain the divide-and-conquer strategy and O(n log n) complexity?</w:t>
+              <w:t xml:space="preserve">    Why might a programmer need to implement merge sort and explain the divide-and-conquer strategy and O(n log n) complexity? What problem does it solve?</w:t>
             </w:r>
             <w:r>
               <w:rPr>
@@ -477,7 +477,7 @@
                 <w:sz w:val="20"/>
                 <w:szCs w:val="20"/>
               </w:rPr>
-              <w:t xml:space="preserve">Today's Goal: By the end of class you will be able to implement merge sort and explain the divide-and-conquer strategy and O(n log n) complexity.</w:t>
+              <w:t xml:space="preserve">Today’s Goal: By the end of class you will be able to implement merge sort and explain the divide-and-conquer strategy and O(n log n) complexity.</w:t>
             </w:r>
             <w:r>
               <w:rPr>
@@ -1239,7 +1239,7 @@
                 <w:sz w:val="20"/>
                 <w:szCs w:val="20"/>
               </w:rPr>
-              <w:t xml:space="preserve">Quick Check: Implement merge sort and explain the divide-and-conquer strategy and O(n log n) complexity?</w:t>
+              <w:t xml:space="preserve">Describe the steps you'd follow to implement merge sort and explain the divide-and-conquer strategy and O(n log n) complexity. What would you check to confirm it worked?</w:t>
             </w:r>
             <w:r>
               <w:rPr>

--- a/Coding 2 - year/Unit 5 - Sorting Searching & Recursion/Daily Lesson Plans/Word/Day 13.docx
+++ b/Coding 2 - year/Unit 5 - Sorting Searching & Recursion/Daily Lesson Plans/Word/Day 13.docx
@@ -728,6 +728,72 @@
                 <w:sz w:val="20"/>
                 <w:szCs w:val="20"/>
               </w:rPr>
+              <w:t xml:space="preserve">    • Divide: Split the array in half repeatedly until you have subarrays of size 1</w:t>
+            </w:r>
+            <w:r>
+              <w:rPr>
+                <w:rFonts w:ascii="Arial" w:cs="Arial" w:eastAsia="Arial" w:hAnsi="Arial"/>
+                <w:sz w:val="20"/>
+                <w:szCs w:val="20"/>
+              </w:rPr>
+              <w:br/>
+              <w:t xml:space="preserve"/>
+            </w:r>
+            <w:r>
+              <w:rPr>
+                <w:rFonts w:ascii="Arial" w:cs="Arial" w:eastAsia="Arial" w:hAnsi="Arial"/>
+                <w:b w:val="false"/>
+                <w:bCs w:val="false"/>
+                <w:i w:val="false"/>
+                <w:iCs w:val="false"/>
+                <w:color w:val="000000"/>
+                <w:sz w:val="20"/>
+                <w:szCs w:val="20"/>
+              </w:rPr>
+              <w:t xml:space="preserve">    • Conquer: Sort the small subarrays (trivial: 1 element is already sorted)</w:t>
+            </w:r>
+            <w:r>
+              <w:rPr>
+                <w:rFonts w:ascii="Arial" w:cs="Arial" w:eastAsia="Arial" w:hAnsi="Arial"/>
+                <w:sz w:val="20"/>
+                <w:szCs w:val="20"/>
+              </w:rPr>
+              <w:br/>
+              <w:t xml:space="preserve"/>
+            </w:r>
+            <w:r>
+              <w:rPr>
+                <w:rFonts w:ascii="Arial" w:cs="Arial" w:eastAsia="Arial" w:hAnsi="Arial"/>
+                <w:b w:val="false"/>
+                <w:bCs w:val="false"/>
+                <w:i w:val="false"/>
+                <w:iCs w:val="false"/>
+                <w:color w:val="000000"/>
+                <w:sz w:val="20"/>
+                <w:szCs w:val="20"/>
+              </w:rPr>
+              <w:t xml:space="preserve">    • Combine: Merge the sorted subarrays back together</w:t>
+            </w:r>
+            <w:r>
+              <w:rPr>
+                <w:rFonts w:ascii="Arial" w:cs="Arial" w:eastAsia="Arial" w:hAnsi="Arial"/>
+                <w:sz w:val="20"/>
+                <w:szCs w:val="20"/>
+              </w:rPr>
+              <w:br/>
+              <w:t xml:space="preserve"/>
+            </w:r>
+            <w:r>
+              <w:rPr>
+                <w:rFonts w:ascii="Arial" w:cs="Arial" w:eastAsia="Arial" w:hAnsi="Arial"/>
+                <w:b w:val="false"/>
+                <w:bCs w:val="false"/>
+                <w:i w:val="false"/>
+                <w:iCs w:val="false"/>
+                <w:color w:val="000000"/>
+                <w:sz w:val="20"/>
+                <w:szCs w:val="20"/>
+              </w:rPr>
               <w:t xml:space="preserve">    • Time: O(n log n) always (best, average, worst)</w:t>
             </w:r>
             <w:r>
@@ -1103,6 +1169,19 @@
             <w:r>
               <w:rPr>
                 <w:rFonts w:ascii="Arial" w:cs="Arial" w:eastAsia="Arial" w:hAnsi="Arial"/>
+                <w:b/>
+                <w:bCs/>
+                <w:i w:val="false"/>
+                <w:iCs w:val="false"/>
+                <w:color w:val="000000"/>
+                <w:sz w:val="20"/>
+                <w:szCs w:val="20"/>
+              </w:rPr>
+              <w:t xml:space="preserve">    Beginner: </w:t>
+            </w:r>
+            <w:r>
+              <w:rPr>
+                <w:rFonts w:ascii="Arial" w:cs="Arial" w:eastAsia="Arial" w:hAnsi="Arial"/>
                 <w:b w:val="false"/>
                 <w:bCs w:val="false"/>
                 <w:i w:val="false"/>
@@ -1111,7 +1190,77 @@
                 <w:sz w:val="20"/>
                 <w:szCs w:val="20"/>
               </w:rPr>
-              <w:t xml:space="preserve">    Work through problems from the day's exercise set.</w:t>
+              <w:t xml:space="preserve">Trace merge sort on [5, 2, 4, 1]. Show both the divide and merge phases.</w:t>
+            </w:r>
+            <w:r>
+              <w:rPr>
+                <w:rFonts w:ascii="Arial" w:cs="Arial" w:eastAsia="Arial" w:hAnsi="Arial"/>
+                <w:sz w:val="20"/>
+                <w:szCs w:val="20"/>
+              </w:rPr>
+              <w:br/>
+              <w:t xml:space="preserve"/>
+            </w:r>
+            <w:r>
+              <w:rPr>
+                <w:rFonts w:ascii="Arial" w:cs="Arial" w:eastAsia="Arial" w:hAnsi="Arial"/>
+                <w:b/>
+                <w:bCs/>
+                <w:i w:val="false"/>
+                <w:iCs w:val="false"/>
+                <w:color w:val="000000"/>
+                <w:sz w:val="20"/>
+                <w:szCs w:val="20"/>
+              </w:rPr>
+              <w:t xml:space="preserve">    Intermediate: </w:t>
+            </w:r>
+            <w:r>
+              <w:rPr>
+                <w:rFonts w:ascii="Arial" w:cs="Arial" w:eastAsia="Arial" w:hAnsi="Arial"/>
+                <w:b w:val="false"/>
+                <w:bCs w:val="false"/>
+                <w:i w:val="false"/>
+                <w:iCs w:val="false"/>
+                <w:color w:val="000000"/>
+                <w:sz w:val="20"/>
+                <w:szCs w:val="20"/>
+              </w:rPr>
+              <w:t xml:space="preserve">Implement merge sort and test it on a 100-element random array. Compare execution time to bubble sort.</w:t>
+            </w:r>
+            <w:r>
+              <w:rPr>
+                <w:rFonts w:ascii="Arial" w:cs="Arial" w:eastAsia="Arial" w:hAnsi="Arial"/>
+                <w:sz w:val="20"/>
+                <w:szCs w:val="20"/>
+              </w:rPr>
+              <w:br/>
+              <w:t xml:space="preserve"/>
+            </w:r>
+            <w:r>
+              <w:rPr>
+                <w:rFonts w:ascii="Arial" w:cs="Arial" w:eastAsia="Arial" w:hAnsi="Arial"/>
+                <w:b/>
+                <w:bCs/>
+                <w:i w:val="false"/>
+                <w:iCs w:val="false"/>
+                <w:color w:val="000000"/>
+                <w:sz w:val="20"/>
+                <w:szCs w:val="20"/>
+              </w:rPr>
+              <w:t xml:space="preserve">    Challenge: </w:t>
+            </w:r>
+            <w:r>
+              <w:rPr>
+                <w:rFonts w:ascii="Arial" w:cs="Arial" w:eastAsia="Arial" w:hAnsi="Arial"/>
+                <w:b w:val="false"/>
+                <w:bCs w:val="false"/>
+                <w:i w:val="false"/>
+                <w:iCs w:val="false"/>
+                <w:color w:val="000000"/>
+                <w:sz w:val="20"/>
+                <w:szCs w:val="20"/>
+              </w:rPr>
+              <w:t xml:space="preserve">Explain why merge sort is stable. Can you break the stability by modifying the merge function?</w:t>
             </w:r>
             <w:r>
               <w:rPr>
@@ -3698,6 +3847,94 @@
       <w:pPr>
         <w:spacing w:after="160"/>
       </w:pPr>
+    </w:p>
+    <w:p>
+      <w:pPr>
+        <w:pBdr>
+          <w:bottom w:val="single" w:color="1B7A4A" w:sz="4" w:space="4"/>
+        </w:pBdr>
+        <w:spacing w:after="100" w:before="120"/>
+      </w:pPr>
+      <w:r>
+        <w:rPr>
+          <w:rFonts w:ascii="Arial" w:cs="Arial" w:eastAsia="Arial" w:hAnsi="Arial"/>
+          <w:b/>
+          <w:bCs/>
+          <w:color w:val="1B7A4A"/>
+          <w:sz w:val="24"/>
+          <w:szCs w:val="24"/>
+        </w:rPr>
+        <w:t xml:space="preserve">Practice Problems</w:t>
+      </w:r>
+    </w:p>
+    <w:p>
+      <w:pPr>
+        <w:spacing w:after="80"/>
+      </w:pPr>
+      <w:r>
+        <w:rPr>
+          <w:rFonts w:ascii="Arial" w:cs="Arial" w:eastAsia="Arial" w:hAnsi="Arial"/>
+          <w:b/>
+          <w:bCs/>
+          <w:sz w:val="20"/>
+          <w:szCs w:val="20"/>
+        </w:rPr>
+        <w:t xml:space="preserve">Problem 1: </w:t>
+      </w:r>
+      <w:r>
+        <w:rPr>
+          <w:rFonts w:ascii="Arial" w:cs="Arial" w:eastAsia="Arial" w:hAnsi="Arial"/>
+          <w:sz w:val="20"/>
+          <w:szCs w:val="20"/>
+        </w:rPr>
+        <w:t xml:space="preserve">Beginner:  Trace merge sort on [5, 2, 4, 1]. Show both the divide and merge phases.</w:t>
+      </w:r>
+    </w:p>
+    <w:p>
+      <w:pPr>
+        <w:spacing w:after="80"/>
+      </w:pPr>
+      <w:r>
+        <w:rPr>
+          <w:rFonts w:ascii="Arial" w:cs="Arial" w:eastAsia="Arial" w:hAnsi="Arial"/>
+          <w:b/>
+          <w:bCs/>
+          <w:sz w:val="20"/>
+          <w:szCs w:val="20"/>
+        </w:rPr>
+        <w:t xml:space="preserve">Problem 2: </w:t>
+      </w:r>
+      <w:r>
+        <w:rPr>
+          <w:rFonts w:ascii="Arial" w:cs="Arial" w:eastAsia="Arial" w:hAnsi="Arial"/>
+          <w:sz w:val="20"/>
+          <w:szCs w:val="20"/>
+        </w:rPr>
+        <w:t xml:space="preserve">Intermediate:  Implement merge sort and test it on a 100-element random array. Compare execution time to bubble sort.</w:t>
+      </w:r>
+    </w:p>
+    <w:p>
+      <w:pPr>
+        <w:spacing w:after="80"/>
+      </w:pPr>
+      <w:r>
+        <w:rPr>
+          <w:rFonts w:ascii="Arial" w:cs="Arial" w:eastAsia="Arial" w:hAnsi="Arial"/>
+          <w:b/>
+          <w:bCs/>
+          <w:sz w:val="20"/>
+          <w:szCs w:val="20"/>
+        </w:rPr>
+        <w:t xml:space="preserve">Problem 3: </w:t>
+      </w:r>
+      <w:r>
+        <w:rPr>
+          <w:rFonts w:ascii="Arial" w:cs="Arial" w:eastAsia="Arial" w:hAnsi="Arial"/>
+          <w:sz w:val="20"/>
+          <w:szCs w:val="20"/>
+        </w:rPr>
+        <w:t xml:space="preserve">Challenge:  Explain why merge sort is stable. Can you break the stability by modifying the merge function?</w:t>
+      </w:r>
     </w:p>
     <w:p>
       <w:pPr>
